--- a/downloads/handouts/Unit 05/Handout 05.02 - What Clothing Says and the Class Agreement.docx
+++ b/downloads/handouts/Unit 05/Handout 05.02 - What Clothing Says and the Class Agreement.docx
@@ -58,9 +58,9 @@
       <w:pPr>
         <w:pStyle w:val="Heading2"/>
       </w:pPr>
-      <w:bookmarkStart w:id="21" w:name="word-bank-in-other-languages"/>
-      <w:r>
-        <w:t xml:space="preserve">Word bank in other languages</w:t>
+      <w:bookmarkStart w:id="21" w:name="word-bank-in-spanish"/>
+      <w:r>
+        <w:t xml:space="preserve">Word bank in Spanish</w:t>
       </w:r>
       <w:bookmarkEnd w:id="21"/>
     </w:p>
@@ -71,10 +71,8 @@
         <w:tblLook w:firstRow="1"/>
       </w:tblPr>
       <w:tblGrid>
-        <w:gridCol w:w="2340"/>
-        <w:gridCol w:w="2340"/>
-        <w:gridCol w:w="2340"/>
-        <w:gridCol w:w="2340"/>
+        <w:gridCol w:w="4680"/>
+        <w:gridCol w:w="4680"/>
       </w:tblGrid>
       <w:tr>
         <w:trPr>
@@ -82,7 +80,7 @@
         </w:trPr>
         <w:tc>
           <w:tcPr>
-            <w:tcW w:type="dxa" w:w="2340"/>
+            <w:tcW w:type="dxa" w:w="4680"/>
             <w:tcBorders>
               <w:bottom w:val="single"/>
             </w:tcBorders>
@@ -100,7 +98,7 @@
         </w:tc>
         <w:tc>
           <w:tcPr>
-            <w:tcW w:type="dxa" w:w="2340"/>
+            <w:tcW w:type="dxa" w:w="4680"/>
             <w:tcBorders>
               <w:bottom w:val="single"/>
             </w:tcBorders>
@@ -112,42 +110,6 @@
               <w:jc w:val="left"/>
             </w:pPr>
             <w:r>
-              <w:t xml:space="preserve">Turkish</w:t>
-            </w:r>
-          </w:p>
-        </w:tc>
-        <w:tc>
-          <w:tcPr>
-            <w:tcW w:type="dxa" w:w="2340"/>
-            <w:tcBorders>
-              <w:bottom w:val="single"/>
-            </w:tcBorders>
-            <w:vAlign w:val="bottom"/>
-          </w:tcPr>
-          <w:p>
-            <w:pPr>
-              <w:pStyle w:val="Compact"/>
-              <w:jc w:val="left"/>
-            </w:pPr>
-            <w:r>
-              <w:t xml:space="preserve">Portuguese</w:t>
-            </w:r>
-          </w:p>
-        </w:tc>
-        <w:tc>
-          <w:tcPr>
-            <w:tcW w:type="dxa" w:w="2340"/>
-            <w:tcBorders>
-              <w:bottom w:val="single"/>
-            </w:tcBorders>
-            <w:vAlign w:val="bottom"/>
-          </w:tcPr>
-          <w:p>
-            <w:pPr>
-              <w:pStyle w:val="Compact"/>
-              <w:jc w:val="left"/>
-            </w:pPr>
-            <w:r>
               <w:t xml:space="preserve">Spanish</w:t>
             </w:r>
           </w:p>
@@ -156,7 +118,7 @@
       <w:tr>
         <w:tc>
           <w:tcPr>
-            <w:tcW w:type="dxa" w:w="2340"/>
+            <w:tcW w:type="dxa" w:w="4680"/>
           </w:tcPr>
           <w:p>
             <w:pPr>
@@ -170,35 +132,7 @@
         </w:tc>
         <w:tc>
           <w:tcPr>
-            <w:tcW w:type="dxa" w:w="2340"/>
-          </w:tcPr>
-          <w:p>
-            <w:pPr>
-              <w:pStyle w:val="Compact"/>
-              <w:jc w:val="left"/>
-            </w:pPr>
-            <w:r>
-              <w:t xml:space="preserve">izlenim</w:t>
-            </w:r>
-          </w:p>
-        </w:tc>
-        <w:tc>
-          <w:tcPr>
-            <w:tcW w:type="dxa" w:w="2340"/>
-          </w:tcPr>
-          <w:p>
-            <w:pPr>
-              <w:pStyle w:val="Compact"/>
-              <w:jc w:val="left"/>
-            </w:pPr>
-            <w:r>
-              <w:t xml:space="preserve">impressão</w:t>
-            </w:r>
-          </w:p>
-        </w:tc>
-        <w:tc>
-          <w:tcPr>
-            <w:tcW w:type="dxa" w:w="2340"/>
+            <w:tcW w:type="dxa" w:w="4680"/>
           </w:tcPr>
           <w:p>
             <w:pPr>
@@ -214,7 +148,7 @@
       <w:tr>
         <w:tc>
           <w:tcPr>
-            <w:tcW w:type="dxa" w:w="2340"/>
+            <w:tcW w:type="dxa" w:w="4680"/>
           </w:tcPr>
           <w:p>
             <w:pPr>
@@ -228,35 +162,7 @@
         </w:tc>
         <w:tc>
           <w:tcPr>
-            <w:tcW w:type="dxa" w:w="2340"/>
-          </w:tcPr>
-          <w:p>
-            <w:pPr>
-              <w:pStyle w:val="Compact"/>
-              <w:jc w:val="left"/>
-            </w:pPr>
-            <w:r>
-              <w:t xml:space="preserve">iletişim</w:t>
-            </w:r>
-          </w:p>
-        </w:tc>
-        <w:tc>
-          <w:tcPr>
-            <w:tcW w:type="dxa" w:w="2340"/>
-          </w:tcPr>
-          <w:p>
-            <w:pPr>
-              <w:pStyle w:val="Compact"/>
-              <w:jc w:val="left"/>
-            </w:pPr>
-            <w:r>
-              <w:t xml:space="preserve">comunicação</w:t>
-            </w:r>
-          </w:p>
-        </w:tc>
-        <w:tc>
-          <w:tcPr>
-            <w:tcW w:type="dxa" w:w="2340"/>
+            <w:tcW w:type="dxa" w:w="4680"/>
           </w:tcPr>
           <w:p>
             <w:pPr>
@@ -272,7 +178,7 @@
       <w:tr>
         <w:tc>
           <w:tcPr>
-            <w:tcW w:type="dxa" w:w="2340"/>
+            <w:tcW w:type="dxa" w:w="4680"/>
           </w:tcPr>
           <w:p>
             <w:pPr>
@@ -286,35 +192,7 @@
         </w:tc>
         <w:tc>
           <w:tcPr>
-            <w:tcW w:type="dxa" w:w="2340"/>
-          </w:tcPr>
-          <w:p>
-            <w:pPr>
-              <w:pStyle w:val="Compact"/>
-              <w:jc w:val="left"/>
-            </w:pPr>
-            <w:r>
-              <w:t xml:space="preserve">sözsüz</w:t>
-            </w:r>
-          </w:p>
-        </w:tc>
-        <w:tc>
-          <w:tcPr>
-            <w:tcW w:type="dxa" w:w="2340"/>
-          </w:tcPr>
-          <w:p>
-            <w:pPr>
-              <w:pStyle w:val="Compact"/>
-              <w:jc w:val="left"/>
-            </w:pPr>
-            <w:r>
-              <w:t xml:space="preserve">não verbal</w:t>
-            </w:r>
-          </w:p>
-        </w:tc>
-        <w:tc>
-          <w:tcPr>
-            <w:tcW w:type="dxa" w:w="2340"/>
+            <w:tcW w:type="dxa" w:w="4680"/>
           </w:tcPr>
           <w:p>
             <w:pPr>
@@ -330,7 +208,7 @@
       <w:tr>
         <w:tc>
           <w:tcPr>
-            <w:tcW w:type="dxa" w:w="2340"/>
+            <w:tcW w:type="dxa" w:w="4680"/>
           </w:tcPr>
           <w:p>
             <w:pPr>
@@ -344,35 +222,7 @@
         </w:tc>
         <w:tc>
           <w:tcPr>
-            <w:tcW w:type="dxa" w:w="2340"/>
-          </w:tcPr>
-          <w:p>
-            <w:pPr>
-              <w:pStyle w:val="Compact"/>
-              <w:jc w:val="left"/>
-            </w:pPr>
-            <w:r>
-              <w:t xml:space="preserve">üniforma</w:t>
-            </w:r>
-          </w:p>
-        </w:tc>
-        <w:tc>
-          <w:tcPr>
-            <w:tcW w:type="dxa" w:w="2340"/>
-          </w:tcPr>
-          <w:p>
-            <w:pPr>
-              <w:pStyle w:val="Compact"/>
-              <w:jc w:val="left"/>
-            </w:pPr>
-            <w:r>
-              <w:t xml:space="preserve">uniforme</w:t>
-            </w:r>
-          </w:p>
-        </w:tc>
-        <w:tc>
-          <w:tcPr>
-            <w:tcW w:type="dxa" w:w="2340"/>
+            <w:tcW w:type="dxa" w:w="4680"/>
           </w:tcPr>
           <w:p>
             <w:pPr>
@@ -388,7 +238,7 @@
       <w:tr>
         <w:tc>
           <w:tcPr>
-            <w:tcW w:type="dxa" w:w="2340"/>
+            <w:tcW w:type="dxa" w:w="4680"/>
           </w:tcPr>
           <w:p>
             <w:pPr>
@@ -402,35 +252,7 @@
         </w:tc>
         <w:tc>
           <w:tcPr>
-            <w:tcW w:type="dxa" w:w="2340"/>
-          </w:tcPr>
-          <w:p>
-            <w:pPr>
-              <w:pStyle w:val="Compact"/>
-              <w:jc w:val="left"/>
-            </w:pPr>
-            <w:r>
-              <w:t xml:space="preserve">kostüm</w:t>
-            </w:r>
-          </w:p>
-        </w:tc>
-        <w:tc>
-          <w:tcPr>
-            <w:tcW w:type="dxa" w:w="2340"/>
-          </w:tcPr>
-          <w:p>
-            <w:pPr>
-              <w:pStyle w:val="Compact"/>
-              <w:jc w:val="left"/>
-            </w:pPr>
-            <w:r>
-              <w:t xml:space="preserve">fantasia (traje)</w:t>
-            </w:r>
-          </w:p>
-        </w:tc>
-        <w:tc>
-          <w:tcPr>
-            <w:tcW w:type="dxa" w:w="2340"/>
+            <w:tcW w:type="dxa" w:w="4680"/>
           </w:tcPr>
           <w:p>
             <w:pPr>
@@ -446,7 +268,7 @@
       <w:tr>
         <w:tc>
           <w:tcPr>
-            <w:tcW w:type="dxa" w:w="2340"/>
+            <w:tcW w:type="dxa" w:w="4680"/>
           </w:tcPr>
           <w:p>
             <w:pPr>
@@ -460,35 +282,7 @@
         </w:tc>
         <w:tc>
           <w:tcPr>
-            <w:tcW w:type="dxa" w:w="2340"/>
-          </w:tcPr>
-          <w:p>
-            <w:pPr>
-              <w:pStyle w:val="Compact"/>
-              <w:jc w:val="left"/>
-            </w:pPr>
-            <w:r>
-              <w:t xml:space="preserve">kültür</w:t>
-            </w:r>
-          </w:p>
-        </w:tc>
-        <w:tc>
-          <w:tcPr>
-            <w:tcW w:type="dxa" w:w="2340"/>
-          </w:tcPr>
-          <w:p>
-            <w:pPr>
-              <w:pStyle w:val="Compact"/>
-              <w:jc w:val="left"/>
-            </w:pPr>
-            <w:r>
-              <w:t xml:space="preserve">cultura</w:t>
-            </w:r>
-          </w:p>
-        </w:tc>
-        <w:tc>
-          <w:tcPr>
-            <w:tcW w:type="dxa" w:w="2340"/>
+            <w:tcW w:type="dxa" w:w="4680"/>
           </w:tcPr>
           <w:p>
             <w:pPr>
@@ -504,7 +298,7 @@
       <w:tr>
         <w:tc>
           <w:tcPr>
-            <w:tcW w:type="dxa" w:w="2340"/>
+            <w:tcW w:type="dxa" w:w="4680"/>
           </w:tcPr>
           <w:p>
             <w:pPr>
@@ -518,35 +312,7 @@
         </w:tc>
         <w:tc>
           <w:tcPr>
-            <w:tcW w:type="dxa" w:w="2340"/>
-          </w:tcPr>
-          <w:p>
-            <w:pPr>
-              <w:pStyle w:val="Compact"/>
-              <w:jc w:val="left"/>
-            </w:pPr>
-            <w:r>
-              <w:t xml:space="preserve">saygı</w:t>
-            </w:r>
-          </w:p>
-        </w:tc>
-        <w:tc>
-          <w:tcPr>
-            <w:tcW w:type="dxa" w:w="2340"/>
-          </w:tcPr>
-          <w:p>
-            <w:pPr>
-              <w:pStyle w:val="Compact"/>
-              <w:jc w:val="left"/>
-            </w:pPr>
-            <w:r>
-              <w:t xml:space="preserve">respeito</w:t>
-            </w:r>
-          </w:p>
-        </w:tc>
-        <w:tc>
-          <w:tcPr>
-            <w:tcW w:type="dxa" w:w="2340"/>
+            <w:tcW w:type="dxa" w:w="4680"/>
           </w:tcPr>
           <w:p>
             <w:pPr>
@@ -562,7 +328,7 @@
       <w:tr>
         <w:tc>
           <w:tcPr>
-            <w:tcW w:type="dxa" w:w="2340"/>
+            <w:tcW w:type="dxa" w:w="4680"/>
           </w:tcPr>
           <w:p>
             <w:pPr>
@@ -576,35 +342,7 @@
         </w:tc>
         <w:tc>
           <w:tcPr>
-            <w:tcW w:type="dxa" w:w="2340"/>
-          </w:tcPr>
-          <w:p>
-            <w:pPr>
-              <w:pStyle w:val="Compact"/>
-              <w:jc w:val="left"/>
-            </w:pPr>
-            <w:r>
-              <w:t xml:space="preserve">anlaşma</w:t>
-            </w:r>
-          </w:p>
-        </w:tc>
-        <w:tc>
-          <w:tcPr>
-            <w:tcW w:type="dxa" w:w="2340"/>
-          </w:tcPr>
-          <w:p>
-            <w:pPr>
-              <w:pStyle w:val="Compact"/>
-              <w:jc w:val="left"/>
-            </w:pPr>
-            <w:r>
-              <w:t xml:space="preserve">acordo</w:t>
-            </w:r>
-          </w:p>
-        </w:tc>
-        <w:tc>
-          <w:tcPr>
-            <w:tcW w:type="dxa" w:w="2340"/>
+            <w:tcW w:type="dxa" w:w="4680"/>
           </w:tcPr>
           <w:p>
             <w:pPr>
@@ -620,7 +358,7 @@
       <w:tr>
         <w:tc>
           <w:tcPr>
-            <w:tcW w:type="dxa" w:w="2340"/>
+            <w:tcW w:type="dxa" w:w="4680"/>
           </w:tcPr>
           <w:p>
             <w:pPr>
@@ -634,35 +372,7 @@
         </w:tc>
         <w:tc>
           <w:tcPr>
-            <w:tcW w:type="dxa" w:w="2340"/>
-          </w:tcPr>
-          <w:p>
-            <w:pPr>
-              <w:pStyle w:val="Compact"/>
-              <w:jc w:val="left"/>
-            </w:pPr>
-            <w:r>
-              <w:t xml:space="preserve">ortam</w:t>
-            </w:r>
-          </w:p>
-        </w:tc>
-        <w:tc>
-          <w:tcPr>
-            <w:tcW w:type="dxa" w:w="2340"/>
-          </w:tcPr>
-          <w:p>
-            <w:pPr>
-              <w:pStyle w:val="Compact"/>
-              <w:jc w:val="left"/>
-            </w:pPr>
-            <w:r>
-              <w:t xml:space="preserve">ambiente (situação)</w:t>
-            </w:r>
-          </w:p>
-        </w:tc>
-        <w:tc>
-          <w:tcPr>
-            <w:tcW w:type="dxa" w:w="2340"/>
+            <w:tcW w:type="dxa" w:w="4680"/>
           </w:tcPr>
           <w:p>
             <w:pPr>
@@ -678,7 +388,7 @@
       <w:tr>
         <w:tc>
           <w:tcPr>
-            <w:tcW w:type="dxa" w:w="2340"/>
+            <w:tcW w:type="dxa" w:w="4680"/>
           </w:tcPr>
           <w:p>
             <w:pPr>
@@ -692,35 +402,7 @@
         </w:tc>
         <w:tc>
           <w:tcPr>
-            <w:tcW w:type="dxa" w:w="2340"/>
-          </w:tcPr>
-          <w:p>
-            <w:pPr>
-              <w:pStyle w:val="Compact"/>
-              <w:jc w:val="left"/>
-            </w:pPr>
-            <w:r>
-              <w:t xml:space="preserve">izleyici (karşıdaki kişi)</w:t>
-            </w:r>
-          </w:p>
-        </w:tc>
-        <w:tc>
-          <w:tcPr>
-            <w:tcW w:type="dxa" w:w="2340"/>
-          </w:tcPr>
-          <w:p>
-            <w:pPr>
-              <w:pStyle w:val="Compact"/>
-              <w:jc w:val="left"/>
-            </w:pPr>
-            <w:r>
-              <w:t xml:space="preserve">público</w:t>
-            </w:r>
-          </w:p>
-        </w:tc>
-        <w:tc>
-          <w:tcPr>
-            <w:tcW w:type="dxa" w:w="2340"/>
+            <w:tcW w:type="dxa" w:w="4680"/>
           </w:tcPr>
           <w:p>
             <w:pPr>
@@ -994,8 +676,11 @@
       </w:r>
     </w:p>
     <w:p>
-      <w:r>
-        <w:br w:type="page"/>
+      <w:pPr>
+        <w:pStyle w:val="BodyText"/>
+      </w:pPr>
+      <w:r>
+        <w:t xml:space="preserve">_______________________________________________________________________</w:t>
       </w:r>
     </w:p>
     <w:p>
@@ -1180,8 +865,11 @@
       </w:r>
     </w:p>
     <w:p>
-      <w:r>
-        <w:br w:type="page"/>
+      <w:pPr>
+        <w:pStyle w:val="BodyText"/>
+      </w:pPr>
+      <w:r>
+        <w:t xml:space="preserve">_______________________________________________________________________</w:t>
       </w:r>
     </w:p>
     <w:p>
@@ -1212,8 +900,11 @@
       </w:r>
     </w:p>
     <w:p>
-      <w:r>
-        <w:br w:type="page"/>
+      <w:pPr>
+        <w:pStyle w:val="BodyText"/>
+      </w:pPr>
+      <w:r>
+        <w:t xml:space="preserve">_______________________________________________________________________</w:t>
       </w:r>
     </w:p>
     <w:p>
@@ -1252,8 +943,11 @@
       </w:r>
     </w:p>
     <w:p>
-      <w:r>
-        <w:br w:type="page"/>
+      <w:pPr>
+        <w:pStyle w:val="BodyText"/>
+      </w:pPr>
+      <w:r>
+        <w:t xml:space="preserve">_______________________________________________________________________</w:t>
       </w:r>
     </w:p>
     <w:p>
@@ -1274,8 +968,11 @@
       </w:r>
     </w:p>
     <w:p>
-      <w:r>
-        <w:br w:type="page"/>
+      <w:pPr>
+        <w:pStyle w:val="BodyText"/>
+      </w:pPr>
+      <w:r>
+        <w:t xml:space="preserve">_______________________________________________________________________</w:t>
       </w:r>
     </w:p>
     <w:p>
@@ -1296,8 +993,11 @@
       </w:r>
     </w:p>
     <w:p>
-      <w:r>
-        <w:br w:type="page"/>
+      <w:pPr>
+        <w:pStyle w:val="BodyText"/>
+      </w:pPr>
+      <w:r>
+        <w:t xml:space="preserve">_______________________________________________________________________</w:t>
       </w:r>
     </w:p>
     <w:p>
@@ -1329,28 +1029,63 @@
       <w:bookmarkEnd w:id="26"/>
     </w:p>
     <w:p>
-      <w:r>
-        <w:br w:type="page"/>
-      </w:r>
-    </w:p>
-    <w:p>
-      <w:r>
-        <w:br w:type="page"/>
-      </w:r>
-    </w:p>
-    <w:p>
-      <w:r>
-        <w:br w:type="page"/>
-      </w:r>
-    </w:p>
-    <w:p>
-      <w:r>
-        <w:br w:type="page"/>
-      </w:r>
-    </w:p>
-    <w:p>
-      <w:r>
-        <w:br w:type="page"/>
+      <w:pPr>
+        <w:numPr>
+          <w:ilvl w:val="0"/>
+          <w:numId w:val="1001"/>
+        </w:numPr>
+        <w:pStyle w:val="Compact"/>
+      </w:pPr>
+      <w:r>
+        <w:t xml:space="preserve">_______________________________________________________________________</w:t>
+      </w:r>
+    </w:p>
+    <w:p>
+      <w:pPr>
+        <w:numPr>
+          <w:ilvl w:val="0"/>
+          <w:numId w:val="1001"/>
+        </w:numPr>
+        <w:pStyle w:val="Compact"/>
+      </w:pPr>
+      <w:r>
+        <w:t xml:space="preserve">_______________________________________________________________________</w:t>
+      </w:r>
+    </w:p>
+    <w:p>
+      <w:pPr>
+        <w:numPr>
+          <w:ilvl w:val="0"/>
+          <w:numId w:val="1001"/>
+        </w:numPr>
+        <w:pStyle w:val="Compact"/>
+      </w:pPr>
+      <w:r>
+        <w:t xml:space="preserve">_______________________________________________________________________</w:t>
+      </w:r>
+    </w:p>
+    <w:p>
+      <w:pPr>
+        <w:numPr>
+          <w:ilvl w:val="0"/>
+          <w:numId w:val="1001"/>
+        </w:numPr>
+        <w:pStyle w:val="Compact"/>
+      </w:pPr>
+      <w:r>
+        <w:t xml:space="preserve">_______________________________________________________________________</w:t>
+      </w:r>
+    </w:p>
+    <w:p>
+      <w:pPr>
+        <w:numPr>
+          <w:ilvl w:val="0"/>
+          <w:numId w:val="1001"/>
+        </w:numPr>
+        <w:pStyle w:val="Compact"/>
+      </w:pPr>
+      <w:r>
+        <w:t xml:space="preserve">_______________________________________________________________________</w:t>
       </w:r>
     </w:p>
     <w:p>
@@ -1364,28 +1099,63 @@
       <w:bookmarkEnd w:id="27"/>
     </w:p>
     <w:p>
-      <w:r>
-        <w:br w:type="page"/>
-      </w:r>
-    </w:p>
-    <w:p>
-      <w:r>
-        <w:br w:type="page"/>
-      </w:r>
-    </w:p>
-    <w:p>
-      <w:r>
-        <w:br w:type="page"/>
-      </w:r>
-    </w:p>
-    <w:p>
-      <w:r>
-        <w:br w:type="page"/>
-      </w:r>
-    </w:p>
-    <w:p>
-      <w:r>
-        <w:br w:type="page"/>
+      <w:pPr>
+        <w:numPr>
+          <w:ilvl w:val="0"/>
+          <w:numId w:val="1002"/>
+        </w:numPr>
+        <w:pStyle w:val="Compact"/>
+      </w:pPr>
+      <w:r>
+        <w:t xml:space="preserve">_______________________________________________________________________</w:t>
+      </w:r>
+    </w:p>
+    <w:p>
+      <w:pPr>
+        <w:numPr>
+          <w:ilvl w:val="0"/>
+          <w:numId w:val="1002"/>
+        </w:numPr>
+        <w:pStyle w:val="Compact"/>
+      </w:pPr>
+      <w:r>
+        <w:t xml:space="preserve">_______________________________________________________________________</w:t>
+      </w:r>
+    </w:p>
+    <w:p>
+      <w:pPr>
+        <w:numPr>
+          <w:ilvl w:val="0"/>
+          <w:numId w:val="1002"/>
+        </w:numPr>
+        <w:pStyle w:val="Compact"/>
+      </w:pPr>
+      <w:r>
+        <w:t xml:space="preserve">_______________________________________________________________________</w:t>
+      </w:r>
+    </w:p>
+    <w:p>
+      <w:pPr>
+        <w:numPr>
+          <w:ilvl w:val="0"/>
+          <w:numId w:val="1002"/>
+        </w:numPr>
+        <w:pStyle w:val="Compact"/>
+      </w:pPr>
+      <w:r>
+        <w:t xml:space="preserve">_______________________________________________________________________</w:t>
+      </w:r>
+    </w:p>
+    <w:p>
+      <w:pPr>
+        <w:numPr>
+          <w:ilvl w:val="0"/>
+          <w:numId w:val="1002"/>
+        </w:numPr>
+        <w:pStyle w:val="Compact"/>
+      </w:pPr>
+      <w:r>
+        <w:t xml:space="preserve">_______________________________________________________________________</w:t>
       </w:r>
     </w:p>
     <w:p>
@@ -1453,8 +1223,11 @@
       </w:r>
     </w:p>
     <w:p>
-      <w:r>
-        <w:br w:type="page"/>
+      <w:pPr>
+        <w:pStyle w:val="FirstParagraph"/>
+      </w:pPr>
+      <w:r>
+        <w:t xml:space="preserve">_______________________________________________________________________</w:t>
       </w:r>
     </w:p>
     <w:p>
@@ -1470,8 +1243,11 @@
       </w:r>
     </w:p>
     <w:p>
-      <w:r>
-        <w:br w:type="page"/>
+      <w:pPr>
+        <w:pStyle w:val="FirstParagraph"/>
+      </w:pPr>
+      <w:r>
+        <w:t xml:space="preserve">_______________________________________________________________________</w:t>
       </w:r>
     </w:p>
     <w:p>
@@ -1487,8 +1263,11 @@
       </w:r>
     </w:p>
     <w:p>
-      <w:r>
-        <w:br w:type="page"/>
+      <w:pPr>
+        <w:pStyle w:val="FirstParagraph"/>
+      </w:pPr>
+      <w:r>
+        <w:t xml:space="preserve">_______________________________________________________________________</w:t>
       </w:r>
     </w:p>
     <w:sectPr>

--- a/downloads/handouts/Unit 05/Handout 05.02 - What Clothing Says and the Class Agreement.docx
+++ b/downloads/handouts/Unit 05/Handout 05.02 - What Clothing Says and the Class Agreement.docx
@@ -431,7 +431,7 @@
         <w:pStyle w:val="FirstParagraph"/>
       </w:pPr>
       <w:r>
-        <w:t xml:space="preserve">People communicate through four channels. Fill in the missing ones and give an example of each.</w:t>
+        <w:t xml:space="preserve">People communicate (send messages) through four channels. Fill in the missing ones. Give an example of each.</w:t>
       </w:r>
     </w:p>
     <w:tbl>
@@ -680,7 +680,7 @@
         <w:pStyle w:val="BodyText"/>
       </w:pPr>
       <w:r>
-        <w:t xml:space="preserve">_______________________________________________________________________</w:t>
+        <w:t xml:space="preserve">Answer: _______________________________________________________________</w:t>
       </w:r>
     </w:p>
     <w:p>
@@ -869,7 +869,7 @@
         <w:pStyle w:val="BodyText"/>
       </w:pPr>
       <w:r>
-        <w:t xml:space="preserve">_______________________________________________________________________</w:t>
+        <w:t xml:space="preserve">(more room) _____________________________________________________________</w:t>
       </w:r>
     </w:p>
     <w:p>
@@ -904,7 +904,7 @@
         <w:pStyle w:val="BodyText"/>
       </w:pPr>
       <w:r>
-        <w:t xml:space="preserve">_______________________________________________________________________</w:t>
+        <w:t xml:space="preserve">Answer: _______________________________________________________________</w:t>
       </w:r>
     </w:p>
     <w:p>
@@ -947,7 +947,7 @@
         <w:pStyle w:val="BodyText"/>
       </w:pPr>
       <w:r>
-        <w:t xml:space="preserve">_______________________________________________________________________</w:t>
+        <w:t xml:space="preserve">Answer: _______________________________________________________________</w:t>
       </w:r>
     </w:p>
     <w:p>
@@ -972,7 +972,7 @@
         <w:pStyle w:val="BodyText"/>
       </w:pPr>
       <w:r>
-        <w:t xml:space="preserve">_______________________________________________________________________</w:t>
+        <w:t xml:space="preserve">Answer: _______________________________________________________________</w:t>
       </w:r>
     </w:p>
     <w:p>
@@ -997,7 +997,7 @@
         <w:pStyle w:val="BodyText"/>
       </w:pPr>
       <w:r>
-        <w:t xml:space="preserve">_______________________________________________________________________</w:t>
+        <w:t xml:space="preserve">Answer: _______________________________________________________________</w:t>
       </w:r>
     </w:p>
     <w:p>
@@ -1227,7 +1227,7 @@
         <w:pStyle w:val="FirstParagraph"/>
       </w:pPr>
       <w:r>
-        <w:t xml:space="preserve">_______________________________________________________________________</w:t>
+        <w:t xml:space="preserve">Answer: _______________________________________________________________</w:t>
       </w:r>
     </w:p>
     <w:p>
@@ -1247,7 +1247,7 @@
         <w:pStyle w:val="FirstParagraph"/>
       </w:pPr>
       <w:r>
-        <w:t xml:space="preserve">_______________________________________________________________________</w:t>
+        <w:t xml:space="preserve">Answer: _______________________________________________________________</w:t>
       </w:r>
     </w:p>
     <w:p>
@@ -1267,7 +1267,7 @@
         <w:pStyle w:val="FirstParagraph"/>
       </w:pPr>
       <w:r>
-        <w:t xml:space="preserve">_______________________________________________________________________</w:t>
+        <w:t xml:space="preserve">Answer: _______________________________________________________________</w:t>
       </w:r>
     </w:p>
     <w:sectPr>
